--- a/tillsyn/A 41415-2024 tillsynsbegäran.docx
+++ b/tillsyn/A 41415-2024 tillsynsbegäran.docx
@@ -1432,7 +1432,7 @@
     <w:r>
       <w:tab/>
       <w:tab/>
-      <w:t>2026-09-14</w:t>
+      <w:t>2026-09-15</w:t>
       <w:br/>
       <w:br/>
     </w:r>

--- a/tillsyn/A 41415-2024 tillsynsbegäran.docx
+++ b/tillsyn/A 41415-2024 tillsynsbegäran.docx
@@ -1432,7 +1432,7 @@
     <w:r>
       <w:tab/>
       <w:tab/>
-      <w:t>2026-09-15</w:t>
+      <w:t>2026-09-16</w:t>
       <w:br/>
       <w:br/>
     </w:r>

--- a/tillsyn/A 41415-2024 tillsynsbegäran.docx
+++ b/tillsyn/A 41415-2024 tillsynsbegäran.docx
@@ -22,7 +22,7 @@
       <w:r>
         <w:drawing>
           <wp:inline xmlns:a="http://schemas.openxmlformats.org/drawingml/2006/main" xmlns:pic="http://schemas.openxmlformats.org/drawingml/2006/picture">
-            <wp:extent cx="5486400" cy="5548617"/>
+            <wp:extent cx="5325077" cy="5724000"/>
             <wp:docPr id="1" name="Picture 1"/>
             <wp:cNvGraphicFramePr>
               <a:graphicFrameLocks noChangeAspect="1"/>
@@ -43,7 +43,7 @@
                   <pic:spPr>
                     <a:xfrm>
                       <a:off x="0" y="0"/>
-                      <a:ext cx="5486400" cy="5548617"/>
+                      <a:ext cx="5325077" cy="5724000"/>
                     </a:xfrm>
                     <a:prstGeom prst="rect"/>
                   </pic:spPr>
@@ -60,12 +60,12 @@
         <w:spacing w:after="240"/>
       </w:pPr>
       <w:r>
-        <w:t>Figur 1. Fyndplatser för naturvårdsarter i och inom 17 meter från avverkningsanmälan. Markörer utan svart kant är placerade på fyndplatsen. Markörer med svart kant är placerade vid sidan av fyndplatsen och har ett svart streck som visar fyndplatsens exakta position. Kartans mittpunktskoordinat är N 6994534, E 550466 i SWEREF 99 TM.</w:t>
+        <w:t>Figur 1. Fyndplatser för naturvårdsarter i och inom 21 meter från avverkningsanmälan. Markörer utan svart kant är placerade på fyndplatsen. Markörer med svart kant är placerade vid sidan av fyndplatsen och har ett svart streck som visar fyndplatsens exakta position. Kartans mittpunktskoordinat är N 6994534, E 550466 i SWEREF 99 TM.</w:t>
       </w:r>
     </w:p>
     <w:p>
       <w:r>
-        <w:t>I och inom 17 meter från avverkningsanmälan finns fynd av 19 naturvårdsarter, varav 15 är rödlistade, 2 är fridlysta, 15 är typiska (T) och 4 är signalarter (S): garnlav (VU, T), gräddporing (VU, T), knärot (VU, T, §8), dropptaggsvamp (NT, T), dvärgbägarlav (NT, T), gammelgransskål (NT, T), kolflarnlav (NT, T), lunglav (NT, T), mörk kolflarnlav (NT), nordlig nållav (NT), orange taggsvamp (NT, T), reliktbock (NT, T), vaddporing (NT), vedskivlav (NT, T), vitgrynig nållav (NT), bårdlav (S, T), korallblylav (S, T), norrlandslav (S, T) och spindelblomster (S, T, §8). Se Figur 1.</w:t>
+        <w:t>I och inom 21 meter från avverkningsanmälan finns fynd av 23 naturvårdsarter, varav 19 är rödlistade, 2 är fridlysta, 16 är typiska (T) och 4 är signalarter (S): garnlav (VU, T), gräddporing (VU, T), knärot (VU, T, §8), skrovlig taggsvamp (VU), dropptaggsvamp (NT, T), dvärgbägarlav (NT, T), gammelgransskål (NT, T), kolflarnlav (NT, T), kryddspindling (NT, T), lunglav (NT, T), mörk kolflarnlav (NT), nordlig nållav (NT), orange taggsvamp (NT, T), reliktbock (NT, T), rödfläckig zontaggsvamp (NT), skarp dropptaggsvamp (NT), vaddporing (NT), vedskivlav (NT, T), vitgrynig nållav (NT), bårdlav (S, T), korallblylav (S, T), norrlandslav (S, T) och spindelblomster (S, T, §8). Se Figur 1.</w:t>
       </w:r>
     </w:p>
     <w:p>
@@ -202,7 +202,7 @@
     </w:p>
     <w:p>
       <w:r>
-        <w:t>I det avverkningsanmälda området finns 2 fyndplatser för knärot registrerade på Artportalen. Figur 2 visar gränserna för buffertzoner på 50 m, som behöver lämnas kring fyndplatserna för att knärotslokalerna inte ska försvinna vid en avverkning. Av det avverkningsanmälda området överlappar 0.77 ha med buffertzonerna och får av detta skäl inte avverkas.</w:t>
+        <w:t>I det avverkningsanmälda området finns 2 fyndplatser för knärot registrerade på Artportalen. Figur 2 visar gränserna för buffertzoner på 50 m, som behöver lämnas kring fyndplatserna för att knärotslokalerna inte ska försvinna vid en avverkning. Av det avverkningsanmälda området överlappar 0.82 ha med buffertzonerna och får av detta skäl inte avverkas.</w:t>
       </w:r>
     </w:p>
     <w:p>
@@ -258,6 +258,17 @@
         <w:rPr>
           <w:b/>
         </w:rPr>
+        <w:t xml:space="preserve">Skrovlig taggsvamp (VU) </w:t>
+      </w:r>
+      <w:r>
+        <w:t>bildar mykorrhiza med tall i äldre tallskog, framför allt på tallhed. Den växer huvudsakligen i äldre barrskog som hotas av slutavverkning. Genom att äldre barrskogar och naturskogar blir allt sällsyntare, missgynnas arten av skogsbruk. Arten ingår i ett åtgärdsprogram för hotade arter (ÅGP) och en långsiktig tillgång till svampens värdträd behöver säkras genom att växtplatserna undantas från avverkning. Skrovlig taggsvamp är globalt rödlistad som nära hotad (NT) vilket innebär att Sverige har ett internationellt ansvar för arten (IUCN, 2025; SLU Artdatabanken, 2026; Nitare, 2006).</w:t>
+      </w:r>
+    </w:p>
+    <w:p>
+      <w:r>
+        <w:rPr>
+          <w:b/>
+        </w:rPr>
         <w:t>Dropptaggsvamp (NT)</w:t>
       </w:r>
       <w:r>
@@ -338,6 +349,26 @@
         <w:rPr>
           <w:b/>
         </w:rPr>
+        <w:t>Kryddspindling (NT)</w:t>
+      </w:r>
+      <w:r>
+        <w:t xml:space="preserve"> signalerar örtrika granskogar som normalt har höga naturvärden. Oftast växer den i äldre granskog på kalkrikt underlag och svampen är en mycket användbar signalart för denna miljö. Den utgör en viktig karaktärsart för all äldre kalkbarrskog med lång trädkontinuitet av gran. På lokalerna förekommer nästan alltid många ovanliga och rödlistade arter. Den totala populationen i landet har minskat och bedöms fortsätta minska till följd av avverkning av äldre barrskogar. Kryddspindling är typisk art för </w:t>
+      </w:r>
+      <w:r>
+        <w:rPr>
+          <w:i/>
+        </w:rPr>
+        <w:t xml:space="preserve">9050 Näringsrik granskog </w:t>
+      </w:r>
+      <w:r>
+        <w:t>(Nitare &amp; Skogsstyrelsen, 2000; SLU Artdatabanken, 2026).</w:t>
+      </w:r>
+    </w:p>
+    <w:p>
+      <w:r>
+        <w:rPr>
+          <w:b/>
+        </w:rPr>
         <w:t>Lunglav (NT)</w:t>
       </w:r>
       <w:r>
@@ -458,6 +489,28 @@
       </w:r>
       <w:r>
         <w:t xml:space="preserve"> (SLU Artdatabanken, 2024; IUCN, 2016).</w:t>
+      </w:r>
+    </w:p>
+    <w:p>
+      <w:r>
+        <w:rPr>
+          <w:b/>
+        </w:rPr>
+        <w:t>Rödfläckig zontaggsvamp (NT)</w:t>
+      </w:r>
+      <w:r>
+        <w:t xml:space="preserve"> bildar mykorrhiza med gran i barrskog på kalkrik eller annan basiskt påverkad mark. Den totala populationen i landet har minskat och bedöms fortsätta minska till följd av avverkning av äldre kalkbarrskog. Det finns inga indikationer på att arten långsiktigt kan etablera eller reproducera sig i skogsbestånd som brukas med trakthyggesmetoder, markberedning, gödsling eller föryngring med förädlat plantmaterial (SLU Artdatabanken, 2026).</w:t>
+      </w:r>
+    </w:p>
+    <w:p>
+      <w:r>
+        <w:rPr>
+          <w:b/>
+        </w:rPr>
+        <w:t xml:space="preserve">Skarp dropptaggsvamp (NT) </w:t>
+      </w:r>
+      <w:r>
+        <w:t>bildar mykorrhiza med både gran och tall, främst i barrskogar med trädkontinuitet. Arten uppträder dels i näringsrik kalkbarrskog och dels i sur lavtallskog. Kalkbarrskogarna är ofta grandominerade, olikåldriga och skiktade på frisk mark med ett örtrikt vegetationsskikt. Lavtallskogarna är i regel magra, torra, ljusöppna och ofta brandpräglade. Den totala populationen i landet har minskat och bedöms fortsätta minska till följd av avverkning av äldre barrskogar. Arten har begränsad förmåga att återetablera sig efter slutavverkning eller andra storskaliga skogsbruksåtgärder. Det saknas indikationer på att arten långsiktigt kan etablera eller reproducera sig i skogsbestånd som brukas med metoder som trakthyggesbruk, markberedning, gödsling eller föryngring med förädlat plantmaterial. Minskningstakten för den svenska populationen bedöms vara nära gränsvärdet för Sårbar (VU) (SLU Artdatabanken, 2026).</w:t>
       </w:r>
     </w:p>
     <w:p>
@@ -651,7 +704,7 @@
     </w:p>
     <w:p>
       <w:r>
-        <w:t>Följande typiska arter har sina livsmiljöer och växtplatser i den avverkningsanmälda skogen: garnlav (VU, T), gräddporing (VU, T), knärot (VU, T, §8), dropptaggsvamp (NT, T), dvärgbägarlav (NT, T), gammelgransskål (NT, T), kolflarnlav (NT, T), lunglav (NT, T), orange taggsvamp (NT, T), reliktbock (NT, T), vedskivlav (NT, T), bårdlav (S, T), korallblylav (S, T), norrlandslav (S, T) och spindelblomster (S, T, §8).</w:t>
+        <w:t>Följande typiska arter har sina livsmiljöer och växtplatser i den avverkningsanmälda skogen: garnlav (VU, T), gräddporing (VU, T), knärot (VU, T, §8), dropptaggsvamp (NT, T), dvärgbägarlav (NT, T), gammelgransskål (NT, T), kolflarnlav (NT, T), kryddspindling (NT, T), lunglav (NT, T), orange taggsvamp (NT, T), reliktbock (NT, T), vedskivlav (NT, T), bårdlav (S, T), korallblylav (S, T), norrlandslav (S, T) och spindelblomster (S, T, §8).</w:t>
       </w:r>
     </w:p>
     <w:p>
@@ -1432,7 +1485,7 @@
     <w:r>
       <w:tab/>
       <w:tab/>
-      <w:t>2026-09-16</w:t>
+      <w:t>2026-09-17</w:t>
       <w:br/>
       <w:br/>
     </w:r>

--- a/tillsyn/A 41415-2024 tillsynsbegäran.docx
+++ b/tillsyn/A 41415-2024 tillsynsbegäran.docx
@@ -1485,7 +1485,7 @@
     <w:r>
       <w:tab/>
       <w:tab/>
-      <w:t>2026-09-17</w:t>
+      <w:t>2026-09-18</w:t>
       <w:br/>
       <w:br/>
     </w:r>

--- a/tillsyn/A 41415-2024 tillsynsbegäran.docx
+++ b/tillsyn/A 41415-2024 tillsynsbegäran.docx
@@ -1485,7 +1485,7 @@
     <w:r>
       <w:tab/>
       <w:tab/>
-      <w:t>2026-09-18</w:t>
+      <w:t>2026-09-19</w:t>
       <w:br/>
       <w:br/>
     </w:r>

--- a/tillsyn/A 41415-2024 tillsynsbegäran.docx
+++ b/tillsyn/A 41415-2024 tillsynsbegäran.docx
@@ -1485,7 +1485,7 @@
     <w:r>
       <w:tab/>
       <w:tab/>
-      <w:t>2026-09-19</w:t>
+      <w:t>2026-09-21</w:t>
       <w:br/>
       <w:br/>
     </w:r>

--- a/tillsyn/A 41415-2024 tillsynsbegäran.docx
+++ b/tillsyn/A 41415-2024 tillsynsbegäran.docx
@@ -1485,7 +1485,7 @@
     <w:r>
       <w:tab/>
       <w:tab/>
-      <w:t>2026-09-21</w:t>
+      <w:t>2026-09-23</w:t>
       <w:br/>
       <w:br/>
     </w:r>

--- a/tillsyn/A 41415-2024 tillsynsbegäran.docx
+++ b/tillsyn/A 41415-2024 tillsynsbegäran.docx
@@ -1485,7 +1485,7 @@
     <w:r>
       <w:tab/>
       <w:tab/>
-      <w:t>2026-09-23</w:t>
+      <w:t>2026-09-24</w:t>
       <w:br/>
       <w:br/>
     </w:r>

--- a/tillsyn/A 41415-2024 tillsynsbegäran.docx
+++ b/tillsyn/A 41415-2024 tillsynsbegäran.docx
@@ -1485,7 +1485,7 @@
     <w:r>
       <w:tab/>
       <w:tab/>
-      <w:t>2026-09-24</w:t>
+      <w:t>2026-09-25</w:t>
       <w:br/>
       <w:br/>
     </w:r>

--- a/tillsyn/A 41415-2024 tillsynsbegäran.docx
+++ b/tillsyn/A 41415-2024 tillsynsbegäran.docx
@@ -1485,7 +1485,7 @@
     <w:r>
       <w:tab/>
       <w:tab/>
-      <w:t>2026-09-25</w:t>
+      <w:t>2026-09-26</w:t>
       <w:br/>
       <w:br/>
     </w:r>

--- a/tillsyn/A 41415-2024 tillsynsbegäran.docx
+++ b/tillsyn/A 41415-2024 tillsynsbegäran.docx
@@ -1485,7 +1485,7 @@
     <w:r>
       <w:tab/>
       <w:tab/>
-      <w:t>2026-09-26</w:t>
+      <w:t>2026-09-27</w:t>
       <w:br/>
       <w:br/>
     </w:r>

--- a/tillsyn/A 41415-2024 tillsynsbegäran.docx
+++ b/tillsyn/A 41415-2024 tillsynsbegäran.docx
@@ -1485,7 +1485,7 @@
     <w:r>
       <w:tab/>
       <w:tab/>
-      <w:t>2026-09-27</w:t>
+      <w:t>2026-09-28</w:t>
       <w:br/>
       <w:br/>
     </w:r>

--- a/tillsyn/A 41415-2024 tillsynsbegäran.docx
+++ b/tillsyn/A 41415-2024 tillsynsbegäran.docx
@@ -1485,7 +1485,7 @@
     <w:r>
       <w:tab/>
       <w:tab/>
-      <w:t>2026-09-28</w:t>
+      <w:t>2026-09-29</w:t>
       <w:br/>
       <w:br/>
     </w:r>

--- a/tillsyn/A 41415-2024 tillsynsbegäran.docx
+++ b/tillsyn/A 41415-2024 tillsynsbegäran.docx
@@ -1485,7 +1485,7 @@
     <w:r>
       <w:tab/>
       <w:tab/>
-      <w:t>2026-09-29</w:t>
+      <w:t>2026-09-30</w:t>
       <w:br/>
       <w:br/>
     </w:r>

--- a/tillsyn/A 41415-2024 tillsynsbegäran.docx
+++ b/tillsyn/A 41415-2024 tillsynsbegäran.docx
@@ -1485,7 +1485,7 @@
     <w:r>
       <w:tab/>
       <w:tab/>
-      <w:t>2026-09-30</w:t>
+      <w:t>2026-10-01</w:t>
       <w:br/>
       <w:br/>
     </w:r>

--- a/tillsyn/A 41415-2024 tillsynsbegäran.docx
+++ b/tillsyn/A 41415-2024 tillsynsbegäran.docx
@@ -1485,7 +1485,7 @@
     <w:r>
       <w:tab/>
       <w:tab/>
-      <w:t>2026-10-01</w:t>
+      <w:t>2026-10-02</w:t>
       <w:br/>
       <w:br/>
     </w:r>

--- a/tillsyn/A 41415-2024 tillsynsbegäran.docx
+++ b/tillsyn/A 41415-2024 tillsynsbegäran.docx
@@ -1485,7 +1485,7 @@
     <w:r>
       <w:tab/>
       <w:tab/>
-      <w:t>2026-10-02</w:t>
+      <w:t>2026-10-03</w:t>
       <w:br/>
       <w:br/>
     </w:r>

--- a/tillsyn/A 41415-2024 tillsynsbegäran.docx
+++ b/tillsyn/A 41415-2024 tillsynsbegäran.docx
@@ -1485,7 +1485,7 @@
     <w:r>
       <w:tab/>
       <w:tab/>
-      <w:t>2026-10-03</w:t>
+      <w:t>2026-10-04</w:t>
       <w:br/>
       <w:br/>
     </w:r>

--- a/tillsyn/A 41415-2024 tillsynsbegäran.docx
+++ b/tillsyn/A 41415-2024 tillsynsbegäran.docx
@@ -1485,7 +1485,7 @@
     <w:r>
       <w:tab/>
       <w:tab/>
-      <w:t>2026-10-04</w:t>
+      <w:t>2026-10-05</w:t>
       <w:br/>
       <w:br/>
     </w:r>

--- a/tillsyn/A 41415-2024 tillsynsbegäran.docx
+++ b/tillsyn/A 41415-2024 tillsynsbegäran.docx
@@ -1485,7 +1485,7 @@
     <w:r>
       <w:tab/>
       <w:tab/>
-      <w:t>2026-10-05</w:t>
+      <w:t>2026-10-06</w:t>
       <w:br/>
       <w:br/>
     </w:r>

--- a/tillsyn/A 41415-2024 tillsynsbegäran.docx
+++ b/tillsyn/A 41415-2024 tillsynsbegäran.docx
@@ -1485,7 +1485,7 @@
     <w:r>
       <w:tab/>
       <w:tab/>
-      <w:t>2026-10-06</w:t>
+      <w:t>2026-10-07</w:t>
       <w:br/>
       <w:br/>
     </w:r>

--- a/tillsyn/A 41415-2024 tillsynsbegäran.docx
+++ b/tillsyn/A 41415-2024 tillsynsbegäran.docx
@@ -1485,7 +1485,7 @@
     <w:r>
       <w:tab/>
       <w:tab/>
-      <w:t>2026-10-07</w:t>
+      <w:t>2026-10-08</w:t>
       <w:br/>
       <w:br/>
     </w:r>

--- a/tillsyn/A 41415-2024 tillsynsbegäran.docx
+++ b/tillsyn/A 41415-2024 tillsynsbegäran.docx
@@ -1485,7 +1485,7 @@
     <w:r>
       <w:tab/>
       <w:tab/>
-      <w:t>2026-10-08</w:t>
+      <w:t>2026-10-09</w:t>
       <w:br/>
       <w:br/>
     </w:r>

--- a/tillsyn/A 41415-2024 tillsynsbegäran.docx
+++ b/tillsyn/A 41415-2024 tillsynsbegäran.docx
@@ -22,7 +22,7 @@
       <w:r>
         <w:drawing>
           <wp:inline xmlns:a="http://schemas.openxmlformats.org/drawingml/2006/main" xmlns:pic="http://schemas.openxmlformats.org/drawingml/2006/picture">
-            <wp:extent cx="5325077" cy="5724000"/>
+            <wp:extent cx="5221580" cy="5724000"/>
             <wp:docPr id="1" name="Picture 1"/>
             <wp:cNvGraphicFramePr>
               <a:graphicFrameLocks noChangeAspect="1"/>
@@ -43,7 +43,7 @@
                   <pic:spPr>
                     <a:xfrm>
                       <a:off x="0" y="0"/>
-                      <a:ext cx="5325077" cy="5724000"/>
+                      <a:ext cx="5221580" cy="5724000"/>
                     </a:xfrm>
                     <a:prstGeom prst="rect"/>
                   </pic:spPr>
@@ -65,7 +65,7 @@
     </w:p>
     <w:p>
       <w:r>
-        <w:t>I och inom 21 meter från avverkningsanmälan finns fynd av 23 naturvårdsarter, varav 19 är rödlistade, 2 är fridlysta, 16 är typiska (T) och 4 är signalarter (S): garnlav (VU, T), gräddporing (VU, T), knärot (VU, T, §8), skrovlig taggsvamp (VU), dropptaggsvamp (NT, T), dvärgbägarlav (NT, T), gammelgransskål (NT, T), kolflarnlav (NT, T), kryddspindling (NT, T), lunglav (NT, T), mörk kolflarnlav (NT), nordlig nållav (NT), orange taggsvamp (NT, T), reliktbock (NT, T), rödfläckig zontaggsvamp (NT), skarp dropptaggsvamp (NT), vaddporing (NT), vedskivlav (NT, T), vitgrynig nållav (NT), bårdlav (S, T), korallblylav (S, T), norrlandslav (S, T) och spindelblomster (S, T, §8). Se Figur 1.</w:t>
+        <w:t>I och inom 21 meter från avverkningsanmälan finns fynd av 24 naturvårdsarter, varav 20 är rödlistade, 2 är fridlysta, 17 är typiska (T) och 4 är signalarter (S): fläckporing (VU, T), garnlav (VU, T), gräddporing (VU, T), knärot (VU, T, §8), skrovlig taggsvamp (VU), dropptaggsvamp (NT, T), dvärgbägarlav (NT, T), gammelgransskål (NT, T), kolflarnlav (NT, T), kryddspindling (NT, T), lunglav (NT, T), mörk kolflarnlav (NT), nordlig nållav (NT), orange taggsvamp (NT, T), reliktbock (NT, T), rödfläckig zontaggsvamp (NT), skarp dropptaggsvamp (NT), vaddporing (NT), vedskivlav (NT, T), vitgrynig nållav (NT), bårdlav (S, T), korallblylav (S, T), norrlandslav (S, T) och spindelblomster (S, T, §8). Se Figur 1.</w:t>
       </w:r>
     </w:p>
     <w:p>
@@ -102,6 +102,26 @@
     <w:p>
       <w:r>
         <w:t>Nedan följer beskrivningar av de naturvårdsarter och fridlysta arter som har sina livsmiljöer och växtplatser i den avverkningsanmälda skogen. Se även ytterligare artfakta i BILAGA 1. De påträffade naturvårdsarterna är ett tydligt kvitto på att det rör sig om en skog med höga naturvärden.</w:t>
+      </w:r>
+    </w:p>
+    <w:p>
+      <w:r>
+        <w:rPr>
+          <w:b/>
+        </w:rPr>
+        <w:t>Fläckporing (VU)</w:t>
+      </w:r>
+      <w:r>
+        <w:t xml:space="preserve"> är en mycket bra signalart som visar på tallnaturskogar med höga naturvärden. Den är placerad högst upp i Skogsstyrelsens värdepyramid för bedömning av skog med höga naturvärden och indikerar områden som är mer eller mindre opåverkade av skogsbruk och där det funnits en kontinuitet av tallågor i olika nedbrytningsstadier. För att på lång sikt bibehålla livskraftiga populationer i ett område behövs troligen större skyddade områden som tillåter att man upprätthåller en naturlig branddynamik. Fläckporing är typisk art för </w:t>
+      </w:r>
+      <w:r>
+        <w:rPr>
+          <w:i/>
+        </w:rPr>
+        <w:t>9010 Taiga</w:t>
+      </w:r>
+      <w:r>
+        <w:t xml:space="preserve"> (SLU Artdatabanken, 2024; Nitare &amp; Skogsstyrelsen, 2019).</w:t>
       </w:r>
     </w:p>
     <w:p>
@@ -704,7 +724,7 @@
     </w:p>
     <w:p>
       <w:r>
-        <w:t>Följande typiska arter har sina livsmiljöer och växtplatser i den avverkningsanmälda skogen: garnlav (VU, T), gräddporing (VU, T), knärot (VU, T, §8), dropptaggsvamp (NT, T), dvärgbägarlav (NT, T), gammelgransskål (NT, T), kolflarnlav (NT, T), kryddspindling (NT, T), lunglav (NT, T), orange taggsvamp (NT, T), reliktbock (NT, T), vedskivlav (NT, T), bårdlav (S, T), korallblylav (S, T), norrlandslav (S, T) och spindelblomster (S, T, §8).</w:t>
+        <w:t>Följande typiska arter har sina livsmiljöer och växtplatser i den avverkningsanmälda skogen: fläckporing (VU, T), garnlav (VU, T), gräddporing (VU, T), knärot (VU, T, §8), dropptaggsvamp (NT, T), dvärgbägarlav (NT, T), gammelgransskål (NT, T), kolflarnlav (NT, T), kryddspindling (NT, T), lunglav (NT, T), orange taggsvamp (NT, T), reliktbock (NT, T), vedskivlav (NT, T), bårdlav (S, T), korallblylav (S, T), norrlandslav (S, T) och spindelblomster (S, T, §8).</w:t>
       </w:r>
     </w:p>
     <w:p>
@@ -1485,7 +1505,7 @@
     <w:r>
       <w:tab/>
       <w:tab/>
-      <w:t>2026-10-09</w:t>
+      <w:t>2026-10-10</w:t>
       <w:br/>
       <w:br/>
     </w:r>

--- a/tillsyn/A 41415-2024 tillsynsbegäran.docx
+++ b/tillsyn/A 41415-2024 tillsynsbegäran.docx
@@ -22,7 +22,7 @@
       <w:r>
         <w:drawing>
           <wp:inline xmlns:a="http://schemas.openxmlformats.org/drawingml/2006/main" xmlns:pic="http://schemas.openxmlformats.org/drawingml/2006/picture">
-            <wp:extent cx="5221580" cy="5724000"/>
+            <wp:extent cx="5325077" cy="5724000"/>
             <wp:docPr id="1" name="Picture 1"/>
             <wp:cNvGraphicFramePr>
               <a:graphicFrameLocks noChangeAspect="1"/>
@@ -43,7 +43,7 @@
                   <pic:spPr>
                     <a:xfrm>
                       <a:off x="0" y="0"/>
-                      <a:ext cx="5221580" cy="5724000"/>
+                      <a:ext cx="5325077" cy="5724000"/>
                     </a:xfrm>
                     <a:prstGeom prst="rect"/>
                   </pic:spPr>
@@ -65,7 +65,7 @@
     </w:p>
     <w:p>
       <w:r>
-        <w:t>I och inom 21 meter från avverkningsanmälan finns fynd av 24 naturvårdsarter, varav 20 är rödlistade, 2 är fridlysta, 17 är typiska (T) och 4 är signalarter (S): fläckporing (VU, T), garnlav (VU, T), gräddporing (VU, T), knärot (VU, T, §8), skrovlig taggsvamp (VU), dropptaggsvamp (NT, T), dvärgbägarlav (NT, T), gammelgransskål (NT, T), kolflarnlav (NT, T), kryddspindling (NT, T), lunglav (NT, T), mörk kolflarnlav (NT), nordlig nållav (NT), orange taggsvamp (NT, T), reliktbock (NT, T), rödfläckig zontaggsvamp (NT), skarp dropptaggsvamp (NT), vaddporing (NT), vedskivlav (NT, T), vitgrynig nållav (NT), bårdlav (S, T), korallblylav (S, T), norrlandslav (S, T) och spindelblomster (S, T, §8). Se Figur 1.</w:t>
+        <w:t>I och inom 21 meter från avverkningsanmälan finns fynd av 23 naturvårdsarter, varav 19 är rödlistade, 2 är fridlysta, 16 är typiska (T) och 4 är signalarter (S): garnlav (VU, T), gräddporing (VU, T), knärot (VU, T, §8), skrovlig taggsvamp (VU), dropptaggsvamp (NT, T), dvärgbägarlav (NT, T), gammelgransskål (NT, T), kolflarnlav (NT, T), kryddspindling (NT, T), lunglav (NT, T), mörk kolflarnlav (NT), nordlig nållav (NT), orange taggsvamp (NT, T), reliktbock (NT, T), rödfläckig zontaggsvamp (NT), skarp dropptaggsvamp (NT), vaddporing (NT), vedskivlav (NT, T), vitgrynig nållav (NT), bårdlav (S, T), korallblylav (S, T), norrlandslav (S, T) och spindelblomster (S, T, §8). Se Figur 1.</w:t>
       </w:r>
     </w:p>
     <w:p>
@@ -102,26 +102,6 @@
     <w:p>
       <w:r>
         <w:t>Nedan följer beskrivningar av de naturvårdsarter och fridlysta arter som har sina livsmiljöer och växtplatser i den avverkningsanmälda skogen. Se även ytterligare artfakta i BILAGA 1. De påträffade naturvårdsarterna är ett tydligt kvitto på att det rör sig om en skog med höga naturvärden.</w:t>
-      </w:r>
-    </w:p>
-    <w:p>
-      <w:r>
-        <w:rPr>
-          <w:b/>
-        </w:rPr>
-        <w:t>Fläckporing (VU)</w:t>
-      </w:r>
-      <w:r>
-        <w:t xml:space="preserve"> är en mycket bra signalart som visar på tallnaturskogar med höga naturvärden. Den är placerad högst upp i Skogsstyrelsens värdepyramid för bedömning av skog med höga naturvärden och indikerar områden som är mer eller mindre opåverkade av skogsbruk och där det funnits en kontinuitet av tallågor i olika nedbrytningsstadier. För att på lång sikt bibehålla livskraftiga populationer i ett område behövs troligen större skyddade områden som tillåter att man upprätthåller en naturlig branddynamik. Fläckporing är typisk art för </w:t>
-      </w:r>
-      <w:r>
-        <w:rPr>
-          <w:i/>
-        </w:rPr>
-        <w:t>9010 Taiga</w:t>
-      </w:r>
-      <w:r>
-        <w:t xml:space="preserve"> (SLU Artdatabanken, 2024; Nitare &amp; Skogsstyrelsen, 2019).</w:t>
       </w:r>
     </w:p>
     <w:p>
@@ -724,7 +704,7 @@
     </w:p>
     <w:p>
       <w:r>
-        <w:t>Följande typiska arter har sina livsmiljöer och växtplatser i den avverkningsanmälda skogen: fläckporing (VU, T), garnlav (VU, T), gräddporing (VU, T), knärot (VU, T, §8), dropptaggsvamp (NT, T), dvärgbägarlav (NT, T), gammelgransskål (NT, T), kolflarnlav (NT, T), kryddspindling (NT, T), lunglav (NT, T), orange taggsvamp (NT, T), reliktbock (NT, T), vedskivlav (NT, T), bårdlav (S, T), korallblylav (S, T), norrlandslav (S, T) och spindelblomster (S, T, §8).</w:t>
+        <w:t>Följande typiska arter har sina livsmiljöer och växtplatser i den avverkningsanmälda skogen: garnlav (VU, T), gräddporing (VU, T), knärot (VU, T, §8), dropptaggsvamp (NT, T), dvärgbägarlav (NT, T), gammelgransskål (NT, T), kolflarnlav (NT, T), kryddspindling (NT, T), lunglav (NT, T), orange taggsvamp (NT, T), reliktbock (NT, T), vedskivlav (NT, T), bårdlav (S, T), korallblylav (S, T), norrlandslav (S, T) och spindelblomster (S, T, §8).</w:t>
       </w:r>
     </w:p>
     <w:p>
@@ -1505,7 +1485,7 @@
     <w:r>
       <w:tab/>
       <w:tab/>
-      <w:t>2026-10-10</w:t>
+      <w:t>2026-10-11</w:t>
       <w:br/>
       <w:br/>
     </w:r>

--- a/tillsyn/A 41415-2024 tillsynsbegäran.docx
+++ b/tillsyn/A 41415-2024 tillsynsbegäran.docx
@@ -1485,7 +1485,7 @@
     <w:r>
       <w:tab/>
       <w:tab/>
-      <w:t>2026-10-11</w:t>
+      <w:t>2026-10-12</w:t>
       <w:br/>
       <w:br/>
     </w:r>

--- a/tillsyn/A 41415-2024 tillsynsbegäran.docx
+++ b/tillsyn/A 41415-2024 tillsynsbegäran.docx
@@ -1485,7 +1485,7 @@
     <w:r>
       <w:tab/>
       <w:tab/>
-      <w:t>2026-10-12</w:t>
+      <w:t>2026-10-13</w:t>
       <w:br/>
       <w:br/>
     </w:r>

--- a/tillsyn/A 41415-2024 tillsynsbegäran.docx
+++ b/tillsyn/A 41415-2024 tillsynsbegäran.docx
@@ -1485,7 +1485,7 @@
     <w:r>
       <w:tab/>
       <w:tab/>
-      <w:t>2026-10-13</w:t>
+      <w:t>2026-10-14</w:t>
       <w:br/>
       <w:br/>
     </w:r>

--- a/tillsyn/A 41415-2024 tillsynsbegäran.docx
+++ b/tillsyn/A 41415-2024 tillsynsbegäran.docx
@@ -1485,7 +1485,7 @@
     <w:r>
       <w:tab/>
       <w:tab/>
-      <w:t>2026-10-14</w:t>
+      <w:t>2026-10-15</w:t>
       <w:br/>
       <w:br/>
     </w:r>

--- a/tillsyn/A 41415-2024 tillsynsbegäran.docx
+++ b/tillsyn/A 41415-2024 tillsynsbegäran.docx
@@ -1485,7 +1485,7 @@
     <w:r>
       <w:tab/>
       <w:tab/>
-      <w:t>2026-10-15</w:t>
+      <w:t>2026-10-16</w:t>
       <w:br/>
       <w:br/>
     </w:r>

--- a/tillsyn/A 41415-2024 tillsynsbegäran.docx
+++ b/tillsyn/A 41415-2024 tillsynsbegäran.docx
@@ -1485,7 +1485,7 @@
     <w:r>
       <w:tab/>
       <w:tab/>
-      <w:t>2026-10-16</w:t>
+      <w:t>2026-10-17</w:t>
       <w:br/>
       <w:br/>
     </w:r>

--- a/tillsyn/A 41415-2024 tillsynsbegäran.docx
+++ b/tillsyn/A 41415-2024 tillsynsbegäran.docx
@@ -1485,7 +1485,7 @@
     <w:r>
       <w:tab/>
       <w:tab/>
-      <w:t>2026-10-17</w:t>
+      <w:t>2026-10-18</w:t>
       <w:br/>
       <w:br/>
     </w:r>

--- a/tillsyn/A 41415-2024 tillsynsbegäran.docx
+++ b/tillsyn/A 41415-2024 tillsynsbegäran.docx
@@ -1485,7 +1485,7 @@
     <w:r>
       <w:tab/>
       <w:tab/>
-      <w:t>2026-10-18</w:t>
+      <w:t>2026-10-19</w:t>
       <w:br/>
       <w:br/>
     </w:r>

--- a/tillsyn/A 41415-2024 tillsynsbegäran.docx
+++ b/tillsyn/A 41415-2024 tillsynsbegäran.docx
@@ -1485,7 +1485,7 @@
     <w:r>
       <w:tab/>
       <w:tab/>
-      <w:t>2026-10-19</w:t>
+      <w:t>2026-10-20</w:t>
       <w:br/>
       <w:br/>
     </w:r>

--- a/tillsyn/A 41415-2024 tillsynsbegäran.docx
+++ b/tillsyn/A 41415-2024 tillsynsbegäran.docx
@@ -1485,7 +1485,7 @@
     <w:r>
       <w:tab/>
       <w:tab/>
-      <w:t>2026-10-20</w:t>
+      <w:t>2026-10-21</w:t>
       <w:br/>
       <w:br/>
     </w:r>

--- a/tillsyn/A 41415-2024 tillsynsbegäran.docx
+++ b/tillsyn/A 41415-2024 tillsynsbegäran.docx
@@ -1485,7 +1485,7 @@
     <w:r>
       <w:tab/>
       <w:tab/>
-      <w:t>2026-10-21</w:t>
+      <w:t>2026-10-22</w:t>
       <w:br/>
       <w:br/>
     </w:r>

--- a/tillsyn/A 41415-2024 tillsynsbegäran.docx
+++ b/tillsyn/A 41415-2024 tillsynsbegäran.docx
@@ -1485,7 +1485,7 @@
     <w:r>
       <w:tab/>
       <w:tab/>
-      <w:t>2026-10-22</w:t>
+      <w:t>2026-10-23</w:t>
       <w:br/>
       <w:br/>
     </w:r>

--- a/tillsyn/A 41415-2024 tillsynsbegäran.docx
+++ b/tillsyn/A 41415-2024 tillsynsbegäran.docx
@@ -1485,7 +1485,7 @@
     <w:r>
       <w:tab/>
       <w:tab/>
-      <w:t>2026-10-23</w:t>
+      <w:t>2026-10-24</w:t>
       <w:br/>
       <w:br/>
     </w:r>

--- a/tillsyn/A 41415-2024 tillsynsbegäran.docx
+++ b/tillsyn/A 41415-2024 tillsynsbegäran.docx
@@ -1485,7 +1485,7 @@
     <w:r>
       <w:tab/>
       <w:tab/>
-      <w:t>2026-10-24</w:t>
+      <w:t>2026-10-25</w:t>
       <w:br/>
       <w:br/>
     </w:r>

--- a/tillsyn/A 41415-2024 tillsynsbegäran.docx
+++ b/tillsyn/A 41415-2024 tillsynsbegäran.docx
@@ -1485,7 +1485,7 @@
     <w:r>
       <w:tab/>
       <w:tab/>
-      <w:t>2026-10-25</w:t>
+      <w:t>2026-10-26</w:t>
       <w:br/>
       <w:br/>
     </w:r>

--- a/tillsyn/A 41415-2024 tillsynsbegäran.docx
+++ b/tillsyn/A 41415-2024 tillsynsbegäran.docx
@@ -1485,7 +1485,7 @@
     <w:r>
       <w:tab/>
       <w:tab/>
-      <w:t>2026-10-26</w:t>
+      <w:t>2026-10-27</w:t>
       <w:br/>
       <w:br/>
     </w:r>

--- a/tillsyn/A 41415-2024 tillsynsbegäran.docx
+++ b/tillsyn/A 41415-2024 tillsynsbegäran.docx
@@ -1485,7 +1485,7 @@
     <w:r>
       <w:tab/>
       <w:tab/>
-      <w:t>2026-10-27</w:t>
+      <w:t>2026-10-28</w:t>
       <w:br/>
       <w:br/>
     </w:r>

--- a/tillsyn/A 41415-2024 tillsynsbegäran.docx
+++ b/tillsyn/A 41415-2024 tillsynsbegäran.docx
@@ -1485,7 +1485,7 @@
     <w:r>
       <w:tab/>
       <w:tab/>
-      <w:t>2026-10-28</w:t>
+      <w:t>2026-10-29</w:t>
       <w:br/>
       <w:br/>
     </w:r>

--- a/tillsyn/A 41415-2024 tillsynsbegäran.docx
+++ b/tillsyn/A 41415-2024 tillsynsbegäran.docx
@@ -1485,7 +1485,7 @@
     <w:r>
       <w:tab/>
       <w:tab/>
-      <w:t>2026-10-29</w:t>
+      <w:t>2026-10-31</w:t>
       <w:br/>
       <w:br/>
     </w:r>
